--- a/Information Security/8.Note_Lecture_8.docx
+++ b/Information Security/8.Note_Lecture_8.docx
@@ -16,6 +16,11 @@
       </w:r>
       <w:r>
         <w:br/>
+      </w:r>
+      <w:r>
+        <w:rPr>
+          <w:color w:val="FF0000"/>
+        </w:rPr>
         <w:t>A digital signature provides for data integrity and a MAC provides for data integrity. Why does a digital signature also provides for non-repudiation while a MAC does not?</w:t>
       </w:r>
       <w:r>
@@ -2288,7 +2293,33 @@
         <w:rPr>
           <w:rStyle w:val="katex-mathml"/>
         </w:rPr>
-        <w:t>y2=52=25≡3 (mod 11)</w:t>
+        <w:t>y</w:t>
+      </w:r>
+      <w:r>
+        <w:rPr>
+          <w:rStyle w:val="katex-mathml"/>
+          <w:vertAlign w:val="superscript"/>
+        </w:rPr>
+        <w:t>2</w:t>
+      </w:r>
+      <w:r>
+        <w:rPr>
+          <w:rStyle w:val="katex-mathml"/>
+        </w:rPr>
+        <w:t>=5</w:t>
+      </w:r>
+      <w:r>
+        <w:rPr>
+          <w:rStyle w:val="katex-mathml"/>
+          <w:vertAlign w:val="superscript"/>
+        </w:rPr>
+        <w:t>2</w:t>
+      </w:r>
+      <w:r>
+        <w:rPr>
+          <w:rStyle w:val="katex-mathml"/>
+        </w:rPr>
+        <w:t>=25≡3 (mod 11)</w:t>
       </w:r>
       <w:r>
         <w:rPr>
@@ -5837,6 +5868,8 @@
       <w:pPr>
         <w:pStyle w:val="NormalWeb"/>
       </w:pPr>
+      <w:bookmarkStart w:id="0" w:name="_GoBack"/>
+      <w:bookmarkEnd w:id="0"/>
       <w:r>
         <w:rPr>
           <w:b/>
@@ -6013,8 +6046,6 @@
       <w:r>
         <w:t xml:space="preserve"> Active MITM </w:t>
       </w:r>
-      <w:bookmarkStart w:id="0" w:name="_GoBack"/>
-      <w:bookmarkEnd w:id="0"/>
       <w:r>
         <w:br/>
         <w:t xml:space="preserve">        o Attacker modifies messages. </w:t>
@@ -6215,13 +6246,7 @@
         <w:rPr>
           <w:rStyle w:val="Strong"/>
         </w:rPr>
-        <w:t>Public key cryptography is a type of encryption that uses a pair of keys—a public key for encryption a</w:t>
-      </w:r>
-      <w:r>
-        <w:rPr>
-          <w:rStyle w:val="Strong"/>
-        </w:rPr>
-        <w:t>nd a private key for decryption.</w:t>
+        <w:t>Public key cryptography is a type of encryption that uses a pair of keys—a public key for encryption and a private key for decryption.</w:t>
       </w:r>
     </w:p>
     <w:p>
@@ -8618,7 +8643,7 @@
 </file>
 
 <file path=customXml/itemProps1.xml><?xml version="1.0" encoding="utf-8"?>
-<ds:datastoreItem xmlns:ds="http://schemas.openxmlformats.org/officeDocument/2006/customXml" ds:itemID="{BE5395E4-4459-40A9-9307-0092D12BE2B5}">
+<ds:datastoreItem xmlns:ds="http://schemas.openxmlformats.org/officeDocument/2006/customXml" ds:itemID="{CEA09283-8712-4D54-8297-BC8510261846}">
   <ds:schemaRefs>
     <ds:schemaRef ds:uri="http://schemas.openxmlformats.org/officeDocument/2006/bibliography"/>
   </ds:schemaRefs>
